--- a/fase2/Evidencias Proyecto/Evidencias de Documentacion/08_Manual_Tecnico_Despliegue/Manual de despliegue - DPAY.docx
+++ b/fase2/Evidencias Proyecto/Evidencias de Documentacion/08_Manual_Tecnico_Despliegue/Manual de despliegue - DPAY.docx
@@ -605,7 +605,7 @@
                 <w:vertAlign w:val="baseline"/>
                 <w:rtl w:val="0"/>
               </w:rPr>
-              <w:t xml:space="preserve">Ilustración 1 — Arquitectura de despliegue</w:t>
+              <w:t xml:space="preserve">Ilustración 1 - Arquitectura de despliegue</w:t>
               <w:tab/>
               <w:t xml:space="preserve">3</w:t>
             </w:r>
@@ -1185,7 +1185,7 @@
                 <w:vertAlign w:val="baseline"/>
                 <w:rtl w:val="0"/>
               </w:rPr>
-              <w:t xml:space="preserve">4. Docker — entorno de desarrollo reproducible</w:t>
+              <w:t xml:space="preserve">4. Docker - entorno de desarrollo reproducible</w:t>
               <w:tab/>
               <w:t xml:space="preserve">7</w:t>
             </w:r>
@@ -2116,7 +2116,7 @@
           <w:szCs w:val="28"/>
           <w:rtl w:val="0"/>
         </w:rPr>
-        <w:t xml:space="preserve">Ilustración 1 — Arquitectura de despliegue</w:t>
+        <w:t xml:space="preserve">Ilustración 1 - Arquitectura de despliegue</w:t>
       </w:r>
     </w:p>
     <w:p>
@@ -2138,7 +2138,7 @@
           <w:szCs w:val="24"/>
           <w:rtl w:val="0"/>
         </w:rPr>
-        <w:t xml:space="preserve">Figura 1 — Arquitectura de despliegue (APK, plataforma, integraciones)</w:t>
+        <w:t xml:space="preserve">Figura 1 - Arquitectura de despliegue (APK, plataforma, integraciones)</w:t>
       </w:r>
     </w:p>
     <w:p>
@@ -2542,7 +2542,7 @@
                 <w:szCs w:val="24"/>
                 <w:rtl w:val="0"/>
               </w:rPr>
-              <w:t xml:space="preserve">—</w:t>
+              <w:t xml:space="preserve">-</w:t>
             </w:r>
           </w:p>
         </w:tc>
@@ -3507,7 +3507,7 @@
         <w:rPr>
           <w:rtl w:val="0"/>
         </w:rPr>
-        <w:t xml:space="preserve"># Terminal 1 — Metro</w:t>
+        <w:t xml:space="preserve"># Terminal 1 - Metro</w:t>
       </w:r>
     </w:p>
     <w:p>
@@ -3542,7 +3542,7 @@
         <w:rPr>
           <w:rtl w:val="0"/>
         </w:rPr>
-        <w:t xml:space="preserve"># Terminal 2 — dispositivo USB</w:t>
+        <w:t xml:space="preserve"># Terminal 2 - dispositivo USB</w:t>
       </w:r>
     </w:p>
     <w:p>
@@ -4726,7 +4726,7 @@
           <w:szCs w:val="28"/>
           <w:rtl w:val="0"/>
         </w:rPr>
-        <w:t xml:space="preserve">4. Docker — entorno de desarrollo reproducible</w:t>
+        <w:t xml:space="preserve">4. Docker - entorno de desarrollo reproducible</w:t>
       </w:r>
     </w:p>
     <w:p>
@@ -6414,7 +6414,7 @@
           <w:szCs w:val="24"/>
           <w:rtl w:val="0"/>
         </w:rPr>
-        <w:t xml:space="preserve"> — bundle JS + APK</w:t>
+        <w:t xml:space="preserve"> - bundle JS + APK</w:t>
       </w:r>
     </w:p>
     <w:p>
@@ -6446,7 +6446,7 @@
           <w:szCs w:val="24"/>
           <w:rtl w:val="0"/>
         </w:rPr>
-        <w:t xml:space="preserve"> — entorno POS automatizado</w:t>
+        <w:t xml:space="preserve"> - entorno POS automatizado</w:t>
       </w:r>
     </w:p>
     <w:p>
@@ -7756,7 +7756,7 @@
           <w:szCs w:val="24"/>
           <w:rtl w:val="0"/>
         </w:rPr>
-        <w:t xml:space="preserve">Documento confidencial — uso académico.</w:t>
+        <w:t xml:space="preserve">Documento confidencial - uso académico.</w:t>
       </w:r>
       <w:r>
         <w:rPr>
